--- a/a7/build/out/u3/A7 3.02  Lesson Plan.docx
+++ b/a7/build/out/u3/A7 3.02  Lesson Plan.docx
@@ -4669,7 +4669,26 @@
                 <w:color w:val="1A1A1A"/>
                 <w:sz w:val="18"/>
               </w:rPr>
-              <w:t>(B) zero exponent read as 'nothing', so 0 [B1G-M 8.NSO.1.3 misconception: a base to the zero power equals zero]; (C) confused the zero exponent with the identity exponent, 9</w:t>
+              <w:t>(B) zero exponent read as 'nothing', so 0 [8.NSO.1.3: zero exponent law, a</w:t>
+            </w:r>
+            <w:r>
+              <w:rPr>
+                <w:b w:val="0"/>
+                <w:i w:val="0"/>
+                <w:color w:val="1A1A1A"/>
+                <w:sz w:val="18"/>
+                <w:vertAlign w:val="superscript"/>
+              </w:rPr>
+              <w:t>0</w:t>
+            </w:r>
+            <w:r>
+              <w:rPr>
+                <w:b w:val="0"/>
+                <w:i w:val="0"/>
+                <w:color w:val="1A1A1A"/>
+                <w:sz w:val="18"/>
+              </w:rPr>
+              <w:t xml:space="preserve"> = 1]; (C) confused the zero exponent with the identity exponent, 9</w:t>
             </w:r>
             <w:r>
               <w:rPr>
@@ -5015,7 +5034,7 @@
                 <w:color w:val="1A1A1A"/>
                 <w:sz w:val="18"/>
               </w:rPr>
-              <w:t>0.03125 — used 0.5</w:t>
+              <w:t>0.5</w:t>
             </w:r>
             <w:r>
               <w:rPr>
@@ -5025,7 +5044,7 @@
                 <w:sz w:val="18"/>
                 <w:vertAlign w:val="superscript"/>
               </w:rPr>
-              <w:t>5</w:t>
+              <w:t>13</w:t>
             </w:r>
             <w:r>
               <w:rPr>
@@ -5034,7 +5053,7 @@
                 <w:color w:val="1A1A1A"/>
                 <w:sz w:val="18"/>
               </w:rPr>
-              <w:t xml:space="preserve"> (added instead of subtracting, then misread); 0.5 — subtracted to 1 by dividing 8 by 5 badly</w:t>
+              <w:t xml:space="preserve"> — added the exponents instead of subtracting [quotient of powers confused with product of powers]; 0.5 — the exponents divided, 8 ÷ 5 taken as 1 [the law subtracts, it does not divide]</w:t>
             </w:r>
           </w:p>
         </w:tc>
@@ -5188,7 +5207,26 @@
                 <w:color w:val="1A1A1A"/>
                 <w:sz w:val="18"/>
               </w:rPr>
-              <w:t>10/11 — identity exponent instead of zero exponent; 0 — zero-exponent misconception [B1G-M 8.NSO.1.3]</w:t>
+              <w:t>10/11 — identity exponent instead of zero exponent; 0 — zero exponent read as 0 [8.NSO.1.3: zero exponent law, a</w:t>
+            </w:r>
+            <w:r>
+              <w:rPr>
+                <w:b w:val="0"/>
+                <w:i w:val="0"/>
+                <w:color w:val="1A1A1A"/>
+                <w:sz w:val="18"/>
+                <w:vertAlign w:val="superscript"/>
+              </w:rPr>
+              <w:t>0</w:t>
+            </w:r>
+            <w:r>
+              <w:rPr>
+                <w:b w:val="0"/>
+                <w:i w:val="0"/>
+                <w:color w:val="1A1A1A"/>
+                <w:sz w:val="18"/>
+              </w:rPr>
+              <w:t xml:space="preserve"> = 1]</w:t>
             </w:r>
           </w:p>
         </w:tc>
@@ -5412,7 +5450,26 @@
                 <w:color w:val="1A1A1A"/>
                 <w:sz w:val="18"/>
               </w:rPr>
-              <w:t xml:space="preserve"> = 0' — the zero-exponent misconception [B1G-M 8.NSO.1.3]; 'Sebastian only' — did not accept that a nonzero number over itself is 1</w:t>
+              <w:t xml:space="preserve"> = 0' — zero exponent read as 0 [8.NSO.1.3: zero exponent law, a</w:t>
+            </w:r>
+            <w:r>
+              <w:rPr>
+                <w:b w:val="0"/>
+                <w:i w:val="0"/>
+                <w:color w:val="1A1A1A"/>
+                <w:sz w:val="18"/>
+                <w:vertAlign w:val="superscript"/>
+              </w:rPr>
+              <w:t>0</w:t>
+            </w:r>
+            <w:r>
+              <w:rPr>
+                <w:b w:val="0"/>
+                <w:i w:val="0"/>
+                <w:color w:val="1A1A1A"/>
+                <w:sz w:val="18"/>
+              </w:rPr>
+              <w:t xml:space="preserve"> = 1]; 'Sebastian only' — did not accept that a nonzero number over itself is 1</w:t>
             </w:r>
           </w:p>
         </w:tc>

--- a/a7/build/out/u3/A7 3.02  Lesson Plan.docx
+++ b/a7/build/out/u3/A7 3.02  Lesson Plan.docx
@@ -5937,7 +5937,7 @@
           <w:color w:val="1A1A1A"/>
           <w:sz w:val="21"/>
         </w:rPr>
-        <w:t xml:space="preserve">  The six-question independent set is worked silently in class; whatever is not finished goes home. IXL, all skills required to a SmartScore of 67, due at the start of the next class: Powers with negative bases — WFW; Optional: Division with exponents — XNC; Optional: Identify equivalent expressions involving whole-number exponents — KBE.</w:t>
+        <w:t xml:space="preserve">  The six-question independent set is worked silently in class; whatever is not finished goes home. IXL, all skills required to a SmartScore of 67, due at the start of the next class: Powers with negative bases — WFW; Division with exponents — XNC; Identify equivalent expressions involving whole-number exponents — KBE.</w:t>
       </w:r>
     </w:p>
     <w:sectPr>

--- a/a7/build/out/u3/A7 3.02  Lesson Plan.docx
+++ b/a7/build/out/u3/A7 3.02  Lesson Plan.docx
@@ -563,110 +563,153 @@
         </w:rPr>
       </w:r>
     </w:p>
+    <w:tbl>
+      <w:tblPr>
+        <w:tblLayout w:type="fixed"/>
+        <w:tblLook w:firstColumn="1" w:firstRow="1" w:lastColumn="0" w:lastRow="0" w:noHBand="0" w:noVBand="1" w:val="04A0"/>
+        <w:tblLayout w:type="fixed"/>
+        <w:tblW w:w="9360" w:type="dxa"/>
+      </w:tblPr>
+      <w:tblGrid>
+        <w:gridCol w:w="9360"/>
+      </w:tblGrid>
+      <w:tr>
+        <w:trPr>
+          <w:cantSplit/>
+        </w:trPr>
+        <w:tc>
+          <w:tcPr>
+            <w:tcW w:type="dxa" w:w="9360"/>
+            <w:tcBorders>
+              <w:top w:val="nil"/>
+              <w:left w:val="nil"/>
+              <w:bottom w:val="nil"/>
+              <w:right w:val="nil"/>
+            </w:tcBorders>
+            <w:tcMar>
+              <w:top w:w="0" w:type="dxa"/>
+              <w:left w:w="0" w:type="dxa"/>
+              <w:bottom w:w="0" w:type="dxa"/>
+              <w:right w:w="0" w:type="dxa"/>
+            </w:tcMar>
+          </w:tcPr>
+          <w:p>
+            <w:pPr>
+              <w:keepNext/>
+              <w:spacing w:before="200" w:after="120"/>
+              <w:pBdr>
+                <w:bottom w:val="single" w:sz="8" w:space="2" w:color="1A1A1A"/>
+              </w:pBdr>
+            </w:pPr>
+            <w:r>
+              <w:rPr>
+                <w:b/>
+                <w:i w:val="0"/>
+                <w:color w:val="1A1A1A"/>
+                <w:sz w:val="24"/>
+              </w:rPr>
+              <w:t>2.  Standards</w:t>
+            </w:r>
+          </w:p>
+          <w:p>
+            <w:pPr>
+              <w:spacing w:before="40" w:after="80"/>
+            </w:pPr>
+            <w:r>
+              <w:rPr>
+                <w:b/>
+                <w:i w:val="0"/>
+                <w:color w:val="1A1A1A"/>
+                <w:sz w:val="21"/>
+              </w:rPr>
+              <w:t>MA.7.NSO.1.1</w:t>
+            </w:r>
+            <w:r>
+              <w:rPr>
+                <w:b w:val="0"/>
+                <w:i w:val="0"/>
+                <w:color w:val="1A1A1A"/>
+                <w:sz w:val="21"/>
+              </w:rPr>
+              <w:t xml:space="preserve">  Know and apply the laws of exponents to evaluate numerical expressions and generate equivalent numerical expressions, limited to whole-number exponents and rational-number bases.</w:t>
+            </w:r>
+          </w:p>
+          <w:p>
+            <w:pPr>
+              <w:spacing w:before="0" w:after="60"/>
+            </w:pPr>
+            <w:r>
+              <w:rPr>
+                <w:b/>
+                <w:i w:val="0"/>
+                <w:color w:val="1A1A1A"/>
+                <w:sz w:val="21"/>
+              </w:rPr>
+              <w:t>Must.</w:t>
+            </w:r>
+            <w:r>
+              <w:rPr>
+                <w:b w:val="0"/>
+                <w:i w:val="0"/>
+                <w:color w:val="1A1A1A"/>
+                <w:sz w:val="21"/>
+              </w:rPr>
+              <w:t xml:space="preserve">  Whole-number exponents with rational bases; the zero exponent is derived from the quotient law, not announced.</w:t>
+            </w:r>
+          </w:p>
+          <w:p>
+            <w:pPr>
+              <w:spacing w:before="0" w:after="80"/>
+            </w:pPr>
+            <w:r>
+              <w:rPr>
+                <w:b/>
+                <w:i w:val="0"/>
+                <w:color w:val="1A1A1A"/>
+                <w:sz w:val="21"/>
+              </w:rPr>
+              <w:t>Must not.</w:t>
+            </w:r>
+            <w:r>
+              <w:rPr>
+                <w:b w:val="0"/>
+                <w:i w:val="0"/>
+                <w:color w:val="1A1A1A"/>
+                <w:sz w:val="21"/>
+              </w:rPr>
+              <w:t xml:space="preserve">  Bases are nonzero wherever a quotient or a zero exponent appears, and 0</w:t>
+            </w:r>
+            <w:r>
+              <w:rPr>
+                <w:b w:val="0"/>
+                <w:i w:val="0"/>
+                <w:color w:val="1A1A1A"/>
+                <w:sz w:val="21"/>
+                <w:vertAlign w:val="superscript"/>
+              </w:rPr>
+              <w:t>0</w:t>
+            </w:r>
+            <w:r>
+              <w:rPr>
+                <w:b w:val="0"/>
+                <w:i w:val="0"/>
+                <w:color w:val="1A1A1A"/>
+                <w:sz w:val="21"/>
+              </w:rPr>
+              <w:t xml:space="preserve"> is never asked. Negative exponents wait for 3.04.</w:t>
+            </w:r>
+          </w:p>
+        </w:tc>
+      </w:tr>
+    </w:tbl>
     <w:p>
       <w:pPr>
-        <w:keepNext/>
-        <w:spacing w:before="200" w:after="120"/>
-        <w:pBdr>
-          <w:bottom w:val="single" w:sz="8" w:space="2" w:color="1A1A1A"/>
-        </w:pBdr>
+        <w:spacing w:after="0" w:before="0" w:line="20" w:lineRule="exact"/>
       </w:pPr>
       <w:r>
         <w:rPr>
-          <w:b/>
-          <w:i w:val="0"/>
-          <w:color w:val="1A1A1A"/>
-          <w:sz w:val="24"/>
+          <w:sz w:val="2"/>
         </w:rPr>
-        <w:t>2.  Standards</w:t>
-      </w:r>
-    </w:p>
-    <w:p>
-      <w:pPr>
-        <w:spacing w:before="40" w:after="80"/>
-      </w:pPr>
-      <w:r>
-        <w:rPr>
-          <w:b/>
-          <w:i w:val="0"/>
-          <w:color w:val="1A1A1A"/>
-          <w:sz w:val="21"/>
-        </w:rPr>
-        <w:t>MA.7.NSO.1.1</w:t>
-      </w:r>
-      <w:r>
-        <w:rPr>
-          <w:b w:val="0"/>
-          <w:i w:val="0"/>
-          <w:color w:val="1A1A1A"/>
-          <w:sz w:val="21"/>
-        </w:rPr>
-        <w:t xml:space="preserve">  Know and apply the laws of exponents to evaluate numerical expressions and generate equivalent numerical expressions, limited to whole-number exponents and rational-number bases.</w:t>
-      </w:r>
-    </w:p>
-    <w:p>
-      <w:pPr>
-        <w:spacing w:before="0" w:after="60"/>
-      </w:pPr>
-      <w:r>
-        <w:rPr>
-          <w:b/>
-          <w:i w:val="0"/>
-          <w:color w:val="1A1A1A"/>
-          <w:sz w:val="21"/>
-        </w:rPr>
-        <w:t>Must.</w:t>
-      </w:r>
-      <w:r>
-        <w:rPr>
-          <w:b w:val="0"/>
-          <w:i w:val="0"/>
-          <w:color w:val="1A1A1A"/>
-          <w:sz w:val="21"/>
-        </w:rPr>
-        <w:t xml:space="preserve">  Whole-number exponents with rational bases; the zero exponent is derived from the quotient law, not announced.</w:t>
-      </w:r>
-    </w:p>
-    <w:p>
-      <w:pPr>
-        <w:spacing w:before="0" w:after="80"/>
-      </w:pPr>
-      <w:r>
-        <w:rPr>
-          <w:b/>
-          <w:i w:val="0"/>
-          <w:color w:val="1A1A1A"/>
-          <w:sz w:val="21"/>
-        </w:rPr>
-        <w:t>Must not.</w:t>
-      </w:r>
-      <w:r>
-        <w:rPr>
-          <w:b w:val="0"/>
-          <w:i w:val="0"/>
-          <w:color w:val="1A1A1A"/>
-          <w:sz w:val="21"/>
-        </w:rPr>
-        <w:t xml:space="preserve">  Bases are nonzero wherever a quotient or a zero exponent appears, and 0</w:t>
-      </w:r>
-      <w:r>
-        <w:rPr>
-          <w:b w:val="0"/>
-          <w:i w:val="0"/>
-          <w:color w:val="1A1A1A"/>
-          <w:sz w:val="21"/>
-          <w:vertAlign w:val="superscript"/>
-        </w:rPr>
-        <w:t>0</w:t>
-      </w:r>
-      <w:r>
-        <w:rPr>
-          <w:b w:val="0"/>
-          <w:i w:val="0"/>
-          <w:color w:val="1A1A1A"/>
-          <w:sz w:val="21"/>
-        </w:rPr>
-        <w:t xml:space="preserve"> is never asked. Negative exponents wait for 3.04.</w:t>
       </w:r>
     </w:p>
     <w:p>
@@ -738,6 +781,7 @@
           </w:tcPr>
           <w:p>
             <w:pPr>
+              <w:keepNext/>
               <w:spacing w:after="0"/>
               <w:jc w:val="center"/>
             </w:pPr>
@@ -771,6 +815,7 @@
           </w:tcPr>
           <w:p>
             <w:pPr>
+              <w:keepNext/>
               <w:spacing w:after="0"/>
               <w:jc w:val="center"/>
             </w:pPr>
@@ -804,6 +849,7 @@
           </w:tcPr>
           <w:p>
             <w:pPr>
+              <w:keepNext/>
               <w:spacing w:after="0"/>
               <w:jc w:val="center"/>
             </w:pPr>
@@ -1200,228 +1246,271 @@
         </w:rPr>
       </w:r>
     </w:p>
+    <w:tbl>
+      <w:tblPr>
+        <w:tblLayout w:type="fixed"/>
+        <w:tblLook w:firstColumn="1" w:firstRow="1" w:lastColumn="0" w:lastRow="0" w:noHBand="0" w:noVBand="1" w:val="04A0"/>
+        <w:tblLayout w:type="fixed"/>
+        <w:tblW w:w="9360" w:type="dxa"/>
+      </w:tblPr>
+      <w:tblGrid>
+        <w:gridCol w:w="9360"/>
+      </w:tblGrid>
+      <w:tr>
+        <w:trPr>
+          <w:cantSplit/>
+        </w:trPr>
+        <w:tc>
+          <w:tcPr>
+            <w:tcW w:type="dxa" w:w="9360"/>
+            <w:tcBorders>
+              <w:top w:val="nil"/>
+              <w:left w:val="nil"/>
+              <w:bottom w:val="nil"/>
+              <w:right w:val="nil"/>
+            </w:tcBorders>
+            <w:tcMar>
+              <w:top w:w="0" w:type="dxa"/>
+              <w:left w:w="0" w:type="dxa"/>
+              <w:bottom w:w="0" w:type="dxa"/>
+              <w:right w:w="0" w:type="dxa"/>
+            </w:tcMar>
+          </w:tcPr>
+          <w:p>
+            <w:pPr>
+              <w:keepNext/>
+              <w:spacing w:before="200" w:after="120"/>
+              <w:pBdr>
+                <w:bottom w:val="single" w:sz="8" w:space="2" w:color="1A1A1A"/>
+              </w:pBdr>
+            </w:pPr>
+            <w:r>
+              <w:rPr>
+                <w:b/>
+                <w:i w:val="0"/>
+                <w:color w:val="1A1A1A"/>
+                <w:sz w:val="24"/>
+              </w:rPr>
+              <w:t>4.  Learning Target and Essential Question</w:t>
+            </w:r>
+          </w:p>
+          <w:p>
+            <w:pPr>
+              <w:spacing w:before="40" w:after="60"/>
+            </w:pPr>
+            <w:r>
+              <w:rPr>
+                <w:b/>
+                <w:i w:val="0"/>
+                <w:color w:val="1A1A1A"/>
+                <w:sz w:val="21"/>
+              </w:rPr>
+              <w:t>Learning target.</w:t>
+            </w:r>
+            <w:r>
+              <w:rPr>
+                <w:b w:val="0"/>
+                <w:i w:val="0"/>
+                <w:color w:val="1A1A1A"/>
+                <w:sz w:val="21"/>
+              </w:rPr>
+              <w:t xml:space="preserve">  I can use the quotient of powers, power of a quotient and zero exponent laws to rewrite and evaluate a numerical expression.</w:t>
+            </w:r>
+          </w:p>
+          <w:p>
+            <w:pPr>
+              <w:spacing w:before="0" w:after="60"/>
+            </w:pPr>
+            <w:r>
+              <w:rPr>
+                <w:b/>
+                <w:i w:val="0"/>
+                <w:color w:val="1A1A1A"/>
+                <w:sz w:val="21"/>
+              </w:rPr>
+              <w:t>Essential question.</w:t>
+            </w:r>
+            <w:r>
+              <w:rPr>
+                <w:b w:val="0"/>
+                <w:i w:val="0"/>
+                <w:color w:val="1A1A1A"/>
+                <w:sz w:val="21"/>
+              </w:rPr>
+              <w:t xml:space="preserve">  Why must the bases be the same to apply the quotient of powers law?</w:t>
+            </w:r>
+          </w:p>
+          <w:p>
+            <w:pPr>
+              <w:spacing w:before="0" w:after="40"/>
+            </w:pPr>
+            <w:r>
+              <w:rPr>
+                <w:b/>
+                <w:i w:val="0"/>
+                <w:color w:val="1A1A1A"/>
+                <w:sz w:val="20"/>
+              </w:rPr>
+              <w:t>Building on.</w:t>
+            </w:r>
+            <w:r>
+              <w:rPr>
+                <w:b w:val="0"/>
+                <w:i w:val="0"/>
+                <w:color w:val="1A1A1A"/>
+                <w:sz w:val="20"/>
+              </w:rPr>
+              <w:t xml:space="preserve">  Lesson 3.01 — the product laws; MA.6.NSO.3.3 — evaluating powers.</w:t>
+            </w:r>
+          </w:p>
+          <w:p>
+            <w:pPr>
+              <w:spacing w:before="0" w:after="80"/>
+            </w:pPr>
+            <w:r>
+              <w:rPr>
+                <w:b/>
+                <w:i w:val="0"/>
+                <w:color w:val="1A1A1A"/>
+                <w:sz w:val="20"/>
+              </w:rPr>
+              <w:t>Working toward.</w:t>
+            </w:r>
+            <w:r>
+              <w:rPr>
+                <w:b w:val="0"/>
+                <w:i w:val="0"/>
+                <w:color w:val="1A1A1A"/>
+                <w:sz w:val="20"/>
+              </w:rPr>
+              <w:t xml:space="preserve">  MA.8.NSO.1.3 — the same laws with negative exponents (3.04–3.07), where 2</w:t>
+            </w:r>
+            <w:r>
+              <w:rPr>
+                <w:b w:val="0"/>
+                <w:i w:val="0"/>
+                <w:color w:val="1A1A1A"/>
+                <w:sz w:val="20"/>
+                <w:vertAlign w:val="superscript"/>
+              </w:rPr>
+              <w:t>3</w:t>
+            </w:r>
+            <w:r>
+              <w:rPr>
+                <w:b w:val="0"/>
+                <w:i w:val="0"/>
+                <w:color w:val="1A1A1A"/>
+                <w:sz w:val="20"/>
+              </w:rPr>
+              <w:t>/2</w:t>
+            </w:r>
+            <w:r>
+              <w:rPr>
+                <w:b w:val="0"/>
+                <w:i w:val="0"/>
+                <w:color w:val="1A1A1A"/>
+                <w:sz w:val="20"/>
+                <w:vertAlign w:val="superscript"/>
+              </w:rPr>
+              <w:t>5</w:t>
+            </w:r>
+            <w:r>
+              <w:rPr>
+                <w:b w:val="0"/>
+                <w:i w:val="0"/>
+                <w:color w:val="1A1A1A"/>
+                <w:sz w:val="20"/>
+              </w:rPr>
+              <w:t xml:space="preserve"> = 2</w:t>
+            </w:r>
+            <w:r>
+              <w:rPr>
+                <w:b w:val="0"/>
+                <w:i w:val="0"/>
+                <w:color w:val="1A1A1A"/>
+                <w:sz w:val="20"/>
+                <w:vertAlign w:val="superscript"/>
+              </w:rPr>
+              <w:t>-2</w:t>
+            </w:r>
+            <w:r>
+              <w:rPr>
+                <w:b w:val="0"/>
+                <w:i w:val="0"/>
+                <w:color w:val="1A1A1A"/>
+                <w:sz w:val="20"/>
+              </w:rPr>
+              <w:t xml:space="preserve"> is the step after today's 2</w:t>
+            </w:r>
+            <w:r>
+              <w:rPr>
+                <w:b w:val="0"/>
+                <w:i w:val="0"/>
+                <w:color w:val="1A1A1A"/>
+                <w:sz w:val="20"/>
+                <w:vertAlign w:val="superscript"/>
+              </w:rPr>
+              <w:t>5</w:t>
+            </w:r>
+            <w:r>
+              <w:rPr>
+                <w:b w:val="0"/>
+                <w:i w:val="0"/>
+                <w:color w:val="1A1A1A"/>
+                <w:sz w:val="20"/>
+              </w:rPr>
+              <w:t>/2</w:t>
+            </w:r>
+            <w:r>
+              <w:rPr>
+                <w:b w:val="0"/>
+                <w:i w:val="0"/>
+                <w:color w:val="1A1A1A"/>
+                <w:sz w:val="20"/>
+                <w:vertAlign w:val="superscript"/>
+              </w:rPr>
+              <w:t>3</w:t>
+            </w:r>
+            <w:r>
+              <w:rPr>
+                <w:b w:val="0"/>
+                <w:i w:val="0"/>
+                <w:color w:val="1A1A1A"/>
+                <w:sz w:val="20"/>
+              </w:rPr>
+              <w:t xml:space="preserve"> = 2</w:t>
+            </w:r>
+            <w:r>
+              <w:rPr>
+                <w:b w:val="0"/>
+                <w:i w:val="0"/>
+                <w:color w:val="1A1A1A"/>
+                <w:sz w:val="20"/>
+                <w:vertAlign w:val="superscript"/>
+              </w:rPr>
+              <w:t>2</w:t>
+            </w:r>
+            <w:r>
+              <w:rPr>
+                <w:b w:val="0"/>
+                <w:i w:val="0"/>
+                <w:color w:val="1A1A1A"/>
+                <w:sz w:val="20"/>
+              </w:rPr>
+              <w:t>.</w:t>
+            </w:r>
+          </w:p>
+        </w:tc>
+      </w:tr>
+    </w:tbl>
     <w:p>
       <w:pPr>
-        <w:keepNext/>
-        <w:spacing w:before="200" w:after="120"/>
-        <w:pBdr>
-          <w:bottom w:val="single" w:sz="8" w:space="2" w:color="1A1A1A"/>
-        </w:pBdr>
+        <w:spacing w:after="0" w:before="0" w:line="20" w:lineRule="exact"/>
       </w:pPr>
       <w:r>
         <w:rPr>
-          <w:b/>
-          <w:i w:val="0"/>
-          <w:color w:val="1A1A1A"/>
-          <w:sz w:val="24"/>
+          <w:sz w:val="2"/>
         </w:rPr>
-        <w:t>4.  Learning Target and Essential Question</w:t>
-      </w:r>
-    </w:p>
-    <w:p>
-      <w:pPr>
-        <w:spacing w:before="40" w:after="60"/>
-      </w:pPr>
-      <w:r>
-        <w:rPr>
-          <w:b/>
-          <w:i w:val="0"/>
-          <w:color w:val="1A1A1A"/>
-          <w:sz w:val="21"/>
-        </w:rPr>
-        <w:t>Learning target.</w:t>
-      </w:r>
-      <w:r>
-        <w:rPr>
-          <w:b w:val="0"/>
-          <w:i w:val="0"/>
-          <w:color w:val="1A1A1A"/>
-          <w:sz w:val="21"/>
-        </w:rPr>
-        <w:t xml:space="preserve">  I can use the quotient of powers, power of a quotient and zero exponent laws to rewrite and evaluate a numerical expression.</w:t>
-      </w:r>
-    </w:p>
-    <w:p>
-      <w:pPr>
-        <w:spacing w:before="0" w:after="60"/>
-      </w:pPr>
-      <w:r>
-        <w:rPr>
-          <w:b/>
-          <w:i w:val="0"/>
-          <w:color w:val="1A1A1A"/>
-          <w:sz w:val="21"/>
-        </w:rPr>
-        <w:t>Essential question.</w:t>
-      </w:r>
-      <w:r>
-        <w:rPr>
-          <w:b w:val="0"/>
-          <w:i w:val="0"/>
-          <w:color w:val="1A1A1A"/>
-          <w:sz w:val="21"/>
-        </w:rPr>
-        <w:t xml:space="preserve">  Why must the bases be the same to apply the quotient of powers law?</w:t>
-      </w:r>
-    </w:p>
-    <w:p>
-      <w:pPr>
-        <w:spacing w:before="0" w:after="40"/>
-      </w:pPr>
-      <w:r>
-        <w:rPr>
-          <w:b/>
-          <w:i w:val="0"/>
-          <w:color w:val="1A1A1A"/>
-          <w:sz w:val="20"/>
-        </w:rPr>
-        <w:t>Building on.</w:t>
-      </w:r>
-      <w:r>
-        <w:rPr>
-          <w:b w:val="0"/>
-          <w:i w:val="0"/>
-          <w:color w:val="1A1A1A"/>
-          <w:sz w:val="20"/>
-        </w:rPr>
-        <w:t xml:space="preserve">  Lesson 3.01 — the product laws; MA.6.NSO.3.3 — evaluating powers.</w:t>
-      </w:r>
-    </w:p>
-    <w:p>
-      <w:pPr>
-        <w:spacing w:before="0" w:after="80"/>
-      </w:pPr>
-      <w:r>
-        <w:rPr>
-          <w:b/>
-          <w:i w:val="0"/>
-          <w:color w:val="1A1A1A"/>
-          <w:sz w:val="20"/>
-        </w:rPr>
-        <w:t>Working toward.</w:t>
-      </w:r>
-      <w:r>
-        <w:rPr>
-          <w:b w:val="0"/>
-          <w:i w:val="0"/>
-          <w:color w:val="1A1A1A"/>
-          <w:sz w:val="20"/>
-        </w:rPr>
-        <w:t xml:space="preserve">  MA.8.NSO.1.3 — the same laws with negative exponents (3.04–3.07), where 2</w:t>
-      </w:r>
-      <w:r>
-        <w:rPr>
-          <w:b w:val="0"/>
-          <w:i w:val="0"/>
-          <w:color w:val="1A1A1A"/>
-          <w:sz w:val="20"/>
-          <w:vertAlign w:val="superscript"/>
-        </w:rPr>
-        <w:t>3</w:t>
-      </w:r>
-      <w:r>
-        <w:rPr>
-          <w:b w:val="0"/>
-          <w:i w:val="0"/>
-          <w:color w:val="1A1A1A"/>
-          <w:sz w:val="20"/>
-        </w:rPr>
-        <w:t>/2</w:t>
-      </w:r>
-      <w:r>
-        <w:rPr>
-          <w:b w:val="0"/>
-          <w:i w:val="0"/>
-          <w:color w:val="1A1A1A"/>
-          <w:sz w:val="20"/>
-          <w:vertAlign w:val="superscript"/>
-        </w:rPr>
-        <w:t>5</w:t>
-      </w:r>
-      <w:r>
-        <w:rPr>
-          <w:b w:val="0"/>
-          <w:i w:val="0"/>
-          <w:color w:val="1A1A1A"/>
-          <w:sz w:val="20"/>
-        </w:rPr>
-        <w:t xml:space="preserve"> = 2</w:t>
-      </w:r>
-      <w:r>
-        <w:rPr>
-          <w:b w:val="0"/>
-          <w:i w:val="0"/>
-          <w:color w:val="1A1A1A"/>
-          <w:sz w:val="20"/>
-          <w:vertAlign w:val="superscript"/>
-        </w:rPr>
-        <w:t>-2</w:t>
-      </w:r>
-      <w:r>
-        <w:rPr>
-          <w:b w:val="0"/>
-          <w:i w:val="0"/>
-          <w:color w:val="1A1A1A"/>
-          <w:sz w:val="20"/>
-        </w:rPr>
-        <w:t xml:space="preserve"> is the step after today's 2</w:t>
-      </w:r>
-      <w:r>
-        <w:rPr>
-          <w:b w:val="0"/>
-          <w:i w:val="0"/>
-          <w:color w:val="1A1A1A"/>
-          <w:sz w:val="20"/>
-          <w:vertAlign w:val="superscript"/>
-        </w:rPr>
-        <w:t>5</w:t>
-      </w:r>
-      <w:r>
-        <w:rPr>
-          <w:b w:val="0"/>
-          <w:i w:val="0"/>
-          <w:color w:val="1A1A1A"/>
-          <w:sz w:val="20"/>
-        </w:rPr>
-        <w:t>/2</w:t>
-      </w:r>
-      <w:r>
-        <w:rPr>
-          <w:b w:val="0"/>
-          <w:i w:val="0"/>
-          <w:color w:val="1A1A1A"/>
-          <w:sz w:val="20"/>
-          <w:vertAlign w:val="superscript"/>
-        </w:rPr>
-        <w:t>3</w:t>
-      </w:r>
-      <w:r>
-        <w:rPr>
-          <w:b w:val="0"/>
-          <w:i w:val="0"/>
-          <w:color w:val="1A1A1A"/>
-          <w:sz w:val="20"/>
-        </w:rPr>
-        <w:t xml:space="preserve"> = 2</w:t>
-      </w:r>
-      <w:r>
-        <w:rPr>
-          <w:b w:val="0"/>
-          <w:i w:val="0"/>
-          <w:color w:val="1A1A1A"/>
-          <w:sz w:val="20"/>
-          <w:vertAlign w:val="superscript"/>
-        </w:rPr>
-        <w:t>2</w:t>
-      </w:r>
-      <w:r>
-        <w:rPr>
-          <w:b w:val="0"/>
-          <w:i w:val="0"/>
-          <w:color w:val="1A1A1A"/>
-          <w:sz w:val="20"/>
-        </w:rPr>
-        <w:t>.</w:t>
       </w:r>
     </w:p>
     <w:p>
@@ -1494,6 +1583,7 @@
           </w:tcPr>
           <w:p>
             <w:pPr>
+              <w:keepNext/>
               <w:spacing w:after="0"/>
               <w:jc w:val="center"/>
             </w:pPr>
@@ -1527,6 +1617,7 @@
           </w:tcPr>
           <w:p>
             <w:pPr>
+              <w:keepNext/>
               <w:spacing w:after="0"/>
               <w:jc w:val="center"/>
             </w:pPr>
@@ -1560,6 +1651,7 @@
           </w:tcPr>
           <w:p>
             <w:pPr>
+              <w:keepNext/>
               <w:spacing w:after="0"/>
               <w:jc w:val="center"/>
             </w:pPr>
@@ -1593,6 +1685,7 @@
           </w:tcPr>
           <w:p>
             <w:pPr>
+              <w:keepNext/>
               <w:spacing w:after="0"/>
               <w:jc w:val="center"/>
             </w:pPr>
@@ -3020,91 +3113,134 @@
         </w:rPr>
       </w:r>
     </w:p>
+    <w:tbl>
+      <w:tblPr>
+        <w:tblLayout w:type="fixed"/>
+        <w:tblLook w:firstColumn="1" w:firstRow="1" w:lastColumn="0" w:lastRow="0" w:noHBand="0" w:noVBand="1" w:val="04A0"/>
+        <w:tblLayout w:type="fixed"/>
+        <w:tblW w:w="9360" w:type="dxa"/>
+      </w:tblPr>
+      <w:tblGrid>
+        <w:gridCol w:w="9360"/>
+      </w:tblGrid>
+      <w:tr>
+        <w:trPr>
+          <w:cantSplit/>
+        </w:trPr>
+        <w:tc>
+          <w:tcPr>
+            <w:tcW w:type="dxa" w:w="9360"/>
+            <w:tcBorders>
+              <w:top w:val="nil"/>
+              <w:left w:val="nil"/>
+              <w:bottom w:val="nil"/>
+              <w:right w:val="nil"/>
+            </w:tcBorders>
+            <w:tcMar>
+              <w:top w:w="0" w:type="dxa"/>
+              <w:left w:w="0" w:type="dxa"/>
+              <w:bottom w:w="0" w:type="dxa"/>
+              <w:right w:w="0" w:type="dxa"/>
+            </w:tcMar>
+          </w:tcPr>
+          <w:p>
+            <w:pPr>
+              <w:keepNext/>
+              <w:spacing w:before="200" w:after="120"/>
+              <w:pBdr>
+                <w:bottom w:val="single" w:sz="8" w:space="2" w:color="1A1A1A"/>
+              </w:pBdr>
+            </w:pPr>
+            <w:r>
+              <w:rPr>
+                <w:b/>
+                <w:i w:val="0"/>
+                <w:color w:val="1A1A1A"/>
+                <w:sz w:val="24"/>
+              </w:rPr>
+              <w:t>6.  Gradual Release</w:t>
+            </w:r>
+          </w:p>
+          <w:p>
+            <w:pPr>
+              <w:spacing w:before="40" w:after="60"/>
+            </w:pPr>
+            <w:r>
+              <w:rPr>
+                <w:b/>
+                <w:i w:val="0"/>
+                <w:color w:val="1A1A1A"/>
+                <w:sz w:val="21"/>
+              </w:rPr>
+              <w:t>I do.</w:t>
+            </w:r>
+            <w:r>
+              <w:rPr>
+                <w:b w:val="0"/>
+                <w:i w:val="0"/>
+                <w:color w:val="1A1A1A"/>
+                <w:sz w:val="21"/>
+              </w:rPr>
+              <w:t xml:space="preserve">  The Notes slides and the worked half of each Example: the teacher writes, the class copies, and the OFF line is said out loud rather than printed.</w:t>
+            </w:r>
+          </w:p>
+          <w:p>
+            <w:pPr>
+              <w:spacing w:before="0" w:after="60"/>
+            </w:pPr>
+            <w:r>
+              <w:rPr>
+                <w:b/>
+                <w:i w:val="0"/>
+                <w:color w:val="1A1A1A"/>
+                <w:sz w:val="21"/>
+              </w:rPr>
+              <w:t>We do.</w:t>
+            </w:r>
+            <w:r>
+              <w:rPr>
+                <w:b w:val="0"/>
+                <w:i w:val="0"/>
+                <w:color w:val="1A1A1A"/>
+                <w:sz w:val="21"/>
+              </w:rPr>
+              <w:t xml:space="preserve">  Each Example's Your Turn: the same steps on the student's own numbers, revealed and named a minute later.</w:t>
+            </w:r>
+          </w:p>
+          <w:p>
+            <w:pPr>
+              <w:spacing w:before="0" w:after="80"/>
+            </w:pPr>
+            <w:r>
+              <w:rPr>
+                <w:b/>
+                <w:i w:val="0"/>
+                <w:color w:val="1A1A1A"/>
+                <w:sz w:val="21"/>
+              </w:rPr>
+              <w:t>You do.</w:t>
+            </w:r>
+            <w:r>
+              <w:rPr>
+                <w:b w:val="0"/>
+                <w:i w:val="0"/>
+                <w:color w:val="1A1A1A"/>
+                <w:sz w:val="21"/>
+              </w:rPr>
+              <w:t xml:space="preserve">  The nine-question whiteboard round (13 minutes) and then the six-question independent set, silent and written.</w:t>
+            </w:r>
+          </w:p>
+        </w:tc>
+      </w:tr>
+    </w:tbl>
     <w:p>
       <w:pPr>
-        <w:keepNext/>
-        <w:spacing w:before="200" w:after="120"/>
-        <w:pBdr>
-          <w:bottom w:val="single" w:sz="8" w:space="2" w:color="1A1A1A"/>
-        </w:pBdr>
+        <w:spacing w:after="0" w:before="0" w:line="20" w:lineRule="exact"/>
       </w:pPr>
       <w:r>
         <w:rPr>
-          <w:b/>
-          <w:i w:val="0"/>
-          <w:color w:val="1A1A1A"/>
-          <w:sz w:val="24"/>
+          <w:sz w:val="2"/>
         </w:rPr>
-        <w:t>6.  Gradual Release</w:t>
-      </w:r>
-    </w:p>
-    <w:p>
-      <w:pPr>
-        <w:spacing w:before="40" w:after="60"/>
-      </w:pPr>
-      <w:r>
-        <w:rPr>
-          <w:b/>
-          <w:i w:val="0"/>
-          <w:color w:val="1A1A1A"/>
-          <w:sz w:val="21"/>
-        </w:rPr>
-        <w:t>I do.</w:t>
-      </w:r>
-      <w:r>
-        <w:rPr>
-          <w:b w:val="0"/>
-          <w:i w:val="0"/>
-          <w:color w:val="1A1A1A"/>
-          <w:sz w:val="21"/>
-        </w:rPr>
-        <w:t xml:space="preserve">  The Notes slides and the worked half of each Example: the teacher writes, the class copies, and the OFF line is said out loud rather than printed.</w:t>
-      </w:r>
-    </w:p>
-    <w:p>
-      <w:pPr>
-        <w:spacing w:before="0" w:after="60"/>
-      </w:pPr>
-      <w:r>
-        <w:rPr>
-          <w:b/>
-          <w:i w:val="0"/>
-          <w:color w:val="1A1A1A"/>
-          <w:sz w:val="21"/>
-        </w:rPr>
-        <w:t>We do.</w:t>
-      </w:r>
-      <w:r>
-        <w:rPr>
-          <w:b w:val="0"/>
-          <w:i w:val="0"/>
-          <w:color w:val="1A1A1A"/>
-          <w:sz w:val="21"/>
-        </w:rPr>
-        <w:t xml:space="preserve">  Each Example's Your Turn: the same steps on the student's own numbers, revealed and named a minute later.</w:t>
-      </w:r>
-    </w:p>
-    <w:p>
-      <w:pPr>
-        <w:spacing w:before="0" w:after="80"/>
-      </w:pPr>
-      <w:r>
-        <w:rPr>
-          <w:b/>
-          <w:i w:val="0"/>
-          <w:color w:val="1A1A1A"/>
-          <w:sz w:val="21"/>
-        </w:rPr>
-        <w:t>You do.</w:t>
-      </w:r>
-      <w:r>
-        <w:rPr>
-          <w:b w:val="0"/>
-          <w:i w:val="0"/>
-          <w:color w:val="1A1A1A"/>
-          <w:sz w:val="21"/>
-        </w:rPr>
-        <w:t xml:space="preserve">  The nine-question whiteboard round (13 minutes) and then the six-question independent set, silent and written.</w:t>
       </w:r>
     </w:p>
     <w:p>
@@ -3160,6 +3296,7 @@
           </w:tcPr>
           <w:p>
             <w:pPr>
+              <w:keepNext/>
               <w:spacing w:after="0"/>
               <w:jc w:val="center"/>
             </w:pPr>
@@ -3193,6 +3330,7 @@
           </w:tcPr>
           <w:p>
             <w:pPr>
+              <w:keepNext/>
               <w:spacing w:after="0"/>
               <w:jc w:val="center"/>
             </w:pPr>
@@ -3585,6 +3723,7 @@
           </w:tcPr>
           <w:p>
             <w:pPr>
+              <w:keepNext/>
               <w:spacing w:after="0"/>
               <w:jc w:val="center"/>
             </w:pPr>
@@ -3618,6 +3757,7 @@
           </w:tcPr>
           <w:p>
             <w:pPr>
+              <w:keepNext/>
               <w:spacing w:after="0"/>
               <w:jc w:val="center"/>
             </w:pPr>
@@ -3651,6 +3791,7 @@
           </w:tcPr>
           <w:p>
             <w:pPr>
+              <w:keepNext/>
               <w:spacing w:after="0"/>
               <w:jc w:val="center"/>
             </w:pPr>
@@ -3684,6 +3825,7 @@
           </w:tcPr>
           <w:p>
             <w:pPr>
+              <w:keepNext/>
               <w:spacing w:after="0"/>
               <w:jc w:val="center"/>
             </w:pPr>
@@ -5053,7 +5195,26 @@
                 <w:color w:val="1A1A1A"/>
                 <w:sz w:val="18"/>
               </w:rPr>
-              <w:t xml:space="preserve"> — added the exponents instead of subtracting [quotient of powers confused with product of powers]; 0.5 — the exponents divided, 8 ÷ 5 taken as 1 [the law subtracts, it does not divide]</w:t>
+              <w:t xml:space="preserve"> — added the exponents instead of subtracting [quotient of powers confused with product of powers]; 0.5</w:t>
+            </w:r>
+            <w:r>
+              <w:rPr>
+                <w:b w:val="0"/>
+                <w:i w:val="0"/>
+                <w:color w:val="1A1A1A"/>
+                <w:sz w:val="18"/>
+                <w:vertAlign w:val="superscript"/>
+              </w:rPr>
+              <w:t>40</w:t>
+            </w:r>
+            <w:r>
+              <w:rPr>
+                <w:b w:val="0"/>
+                <w:i w:val="0"/>
+                <w:color w:val="1A1A1A"/>
+                <w:sz w:val="18"/>
+              </w:rPr>
+              <w:t xml:space="preserve"> — multiplied the exponents [confused with power of a power]</w:t>
             </w:r>
           </w:p>
         </w:tc>
@@ -5508,436 +5669,522 @@
         <w:t xml:space="preserve">  When a board splits — no option holding about two-thirds of the room — sixty seconds of “convince the person next to you”, then re-vote, then reveal. The minute comes out of the whiteboard remainder.</w:t>
       </w:r>
     </w:p>
+    <w:tbl>
+      <w:tblPr>
+        <w:tblLayout w:type="fixed"/>
+        <w:tblLook w:firstColumn="1" w:firstRow="1" w:lastColumn="0" w:lastRow="0" w:noHBand="0" w:noVBand="1" w:val="04A0"/>
+        <w:tblLayout w:type="fixed"/>
+        <w:tblW w:w="9360" w:type="dxa"/>
+      </w:tblPr>
+      <w:tblGrid>
+        <w:gridCol w:w="9360"/>
+      </w:tblGrid>
+      <w:tr>
+        <w:trPr>
+          <w:cantSplit/>
+        </w:trPr>
+        <w:tc>
+          <w:tcPr>
+            <w:tcW w:type="dxa" w:w="9360"/>
+            <w:tcBorders>
+              <w:top w:val="nil"/>
+              <w:left w:val="nil"/>
+              <w:bottom w:val="nil"/>
+              <w:right w:val="nil"/>
+            </w:tcBorders>
+            <w:tcMar>
+              <w:top w:w="0" w:type="dxa"/>
+              <w:left w:w="0" w:type="dxa"/>
+              <w:bottom w:w="0" w:type="dxa"/>
+              <w:right w:w="0" w:type="dxa"/>
+            </w:tcMar>
+          </w:tcPr>
+          <w:p>
+            <w:pPr>
+              <w:keepNext/>
+              <w:spacing w:before="200" w:after="120"/>
+              <w:pBdr>
+                <w:bottom w:val="single" w:sz="8" w:space="2" w:color="1A1A1A"/>
+              </w:pBdr>
+            </w:pPr>
+            <w:r>
+              <w:rPr>
+                <w:b/>
+                <w:i w:val="0"/>
+                <w:color w:val="1A1A1A"/>
+                <w:sz w:val="24"/>
+              </w:rPr>
+              <w:t>9.  Differentiation</w:t>
+            </w:r>
+          </w:p>
+          <w:p>
+            <w:pPr>
+              <w:spacing w:before="40" w:after="60"/>
+            </w:pPr>
+            <w:r>
+              <w:rPr>
+                <w:b/>
+                <w:i w:val="0"/>
+                <w:color w:val="1A1A1A"/>
+                <w:sz w:val="21"/>
+              </w:rPr>
+              <w:t>ESE / IEP.</w:t>
+            </w:r>
+            <w:r>
+              <w:rPr>
+                <w:b w:val="0"/>
+                <w:i w:val="0"/>
+                <w:color w:val="1A1A1A"/>
+                <w:sz w:val="21"/>
+              </w:rPr>
+              <w:t xml:space="preserve">  Write the quotient expanded once — 8·8·8·8 over 8 — and leave that line on the desk. On the first two boards the student crosses out matching factors and counts what is left; subtraction of exponents takes over from board 3.</w:t>
+            </w:r>
+          </w:p>
+          <w:p>
+            <w:pPr>
+              <w:spacing w:before="0" w:after="60"/>
+            </w:pPr>
+            <w:r>
+              <w:rPr>
+                <w:b/>
+                <w:i w:val="0"/>
+                <w:color w:val="1A1A1A"/>
+                <w:sz w:val="21"/>
+              </w:rPr>
+              <w:t>ELL.</w:t>
+            </w:r>
+            <w:r>
+              <w:rPr>
+                <w:b w:val="0"/>
+                <w:i w:val="0"/>
+                <w:color w:val="1A1A1A"/>
+                <w:sz w:val="21"/>
+              </w:rPr>
+              <w:t xml:space="preserve">  Quotient and product are the two words in play. Put QUOTIENT = divide and PRODUCT = multiply on the board with 8</w:t>
+            </w:r>
+            <w:r>
+              <w:rPr>
+                <w:b w:val="0"/>
+                <w:i w:val="0"/>
+                <w:color w:val="1A1A1A"/>
+                <w:sz w:val="21"/>
+                <w:vertAlign w:val="superscript"/>
+              </w:rPr>
+              <w:t>4</w:t>
+            </w:r>
+            <w:r>
+              <w:rPr>
+                <w:b w:val="0"/>
+                <w:i w:val="0"/>
+                <w:color w:val="1A1A1A"/>
+                <w:sz w:val="21"/>
+              </w:rPr>
+              <w:t xml:space="preserve"> ÷ 8</w:t>
+            </w:r>
+            <w:r>
+              <w:rPr>
+                <w:b w:val="0"/>
+                <w:i w:val="0"/>
+                <w:color w:val="1A1A1A"/>
+                <w:sz w:val="21"/>
+                <w:vertAlign w:val="superscript"/>
+              </w:rPr>
+              <w:t>1</w:t>
+            </w:r>
+            <w:r>
+              <w:rPr>
+                <w:b w:val="0"/>
+                <w:i w:val="0"/>
+                <w:color w:val="1A1A1A"/>
+                <w:sz w:val="21"/>
+              </w:rPr>
+              <w:t xml:space="preserve"> under one and 8</w:t>
+            </w:r>
+            <w:r>
+              <w:rPr>
+                <w:b w:val="0"/>
+                <w:i w:val="0"/>
+                <w:color w:val="1A1A1A"/>
+                <w:sz w:val="21"/>
+                <w:vertAlign w:val="superscript"/>
+              </w:rPr>
+              <w:t>4</w:t>
+            </w:r>
+            <w:r>
+              <w:rPr>
+                <w:b w:val="0"/>
+                <w:i w:val="0"/>
+                <w:color w:val="1A1A1A"/>
+                <w:sz w:val="21"/>
+              </w:rPr>
+              <w:t xml:space="preserve"> · 8</w:t>
+            </w:r>
+            <w:r>
+              <w:rPr>
+                <w:b w:val="0"/>
+                <w:i w:val="0"/>
+                <w:color w:val="1A1A1A"/>
+                <w:sz w:val="21"/>
+                <w:vertAlign w:val="superscript"/>
+              </w:rPr>
+              <w:t>1</w:t>
+            </w:r>
+            <w:r>
+              <w:rPr>
+                <w:b w:val="0"/>
+                <w:i w:val="0"/>
+                <w:color w:val="1A1A1A"/>
+                <w:sz w:val="21"/>
+              </w:rPr>
+              <w:t xml:space="preserve"> under the other, and point at them as each board goes up.</w:t>
+            </w:r>
+          </w:p>
+          <w:p>
+            <w:pPr>
+              <w:spacing w:before="0" w:after="80"/>
+            </w:pPr>
+            <w:r>
+              <w:rPr>
+                <w:b/>
+                <w:i w:val="0"/>
+                <w:color w:val="1A1A1A"/>
+                <w:sz w:val="21"/>
+              </w:rPr>
+              <w:t>Enrichment.</w:t>
+            </w:r>
+            <w:r>
+              <w:rPr>
+                <w:b w:val="0"/>
+                <w:i w:val="0"/>
+                <w:color w:val="1A1A1A"/>
+                <w:sz w:val="21"/>
+              </w:rPr>
+              <w:t xml:space="preserve">  Ask why 0</w:t>
+            </w:r>
+            <w:r>
+              <w:rPr>
+                <w:b w:val="0"/>
+                <w:i w:val="0"/>
+                <w:color w:val="1A1A1A"/>
+                <w:sz w:val="21"/>
+                <w:vertAlign w:val="superscript"/>
+              </w:rPr>
+              <w:t>0</w:t>
+            </w:r>
+            <w:r>
+              <w:rPr>
+                <w:b w:val="0"/>
+                <w:i w:val="0"/>
+                <w:color w:val="1A1A1A"/>
+                <w:sz w:val="21"/>
+              </w:rPr>
+              <w:t xml:space="preserve"> is left undefined while 9</w:t>
+            </w:r>
+            <w:r>
+              <w:rPr>
+                <w:b w:val="0"/>
+                <w:i w:val="0"/>
+                <w:color w:val="1A1A1A"/>
+                <w:sz w:val="21"/>
+                <w:vertAlign w:val="superscript"/>
+              </w:rPr>
+              <w:t>0</w:t>
+            </w:r>
+            <w:r>
+              <w:rPr>
+                <w:b w:val="0"/>
+                <w:i w:val="0"/>
+                <w:color w:val="1A1A1A"/>
+                <w:sz w:val="21"/>
+              </w:rPr>
+              <w:t xml:space="preserve"> is 1, then for the value of (2/3)</w:t>
+            </w:r>
+            <w:r>
+              <w:rPr>
+                <w:b w:val="0"/>
+                <w:i w:val="0"/>
+                <w:color w:val="1A1A1A"/>
+                <w:sz w:val="21"/>
+                <w:vertAlign w:val="superscript"/>
+              </w:rPr>
+              <w:t>5</w:t>
+            </w:r>
+            <w:r>
+              <w:rPr>
+                <w:b w:val="0"/>
+                <w:i w:val="0"/>
+                <w:color w:val="1A1A1A"/>
+                <w:sz w:val="21"/>
+              </w:rPr>
+              <w:t xml:space="preserve"> ÷ (2/3)</w:t>
+            </w:r>
+            <w:r>
+              <w:rPr>
+                <w:b w:val="0"/>
+                <w:i w:val="0"/>
+                <w:color w:val="1A1A1A"/>
+                <w:sz w:val="21"/>
+                <w:vertAlign w:val="superscript"/>
+              </w:rPr>
+              <w:t>5</w:t>
+            </w:r>
+            <w:r>
+              <w:rPr>
+                <w:b w:val="0"/>
+                <w:i w:val="0"/>
+                <w:color w:val="1A1A1A"/>
+                <w:sz w:val="21"/>
+              </w:rPr>
+              <w:t xml:space="preserve"> without computing either power.</w:t>
+            </w:r>
+          </w:p>
+        </w:tc>
+      </w:tr>
+    </w:tbl>
     <w:p>
       <w:pPr>
-        <w:keepNext/>
-        <w:spacing w:before="200" w:after="120"/>
-        <w:pBdr>
-          <w:bottom w:val="single" w:sz="8" w:space="2" w:color="1A1A1A"/>
-        </w:pBdr>
+        <w:spacing w:after="0" w:before="0" w:line="20" w:lineRule="exact"/>
       </w:pPr>
       <w:r>
         <w:rPr>
-          <w:b/>
-          <w:i w:val="0"/>
-          <w:color w:val="1A1A1A"/>
-          <w:sz w:val="24"/>
+          <w:sz w:val="2"/>
         </w:rPr>
-        <w:t>9.  Differentiation</w:t>
       </w:r>
     </w:p>
+    <w:tbl>
+      <w:tblPr>
+        <w:tblLayout w:type="fixed"/>
+        <w:tblLook w:firstColumn="1" w:firstRow="1" w:lastColumn="0" w:lastRow="0" w:noHBand="0" w:noVBand="1" w:val="04A0"/>
+        <w:tblLayout w:type="fixed"/>
+        <w:tblW w:w="9360" w:type="dxa"/>
+      </w:tblPr>
+      <w:tblGrid>
+        <w:gridCol w:w="9360"/>
+      </w:tblGrid>
+      <w:tr>
+        <w:trPr>
+          <w:cantSplit/>
+        </w:trPr>
+        <w:tc>
+          <w:tcPr>
+            <w:tcW w:type="dxa" w:w="9360"/>
+            <w:tcBorders>
+              <w:top w:val="nil"/>
+              <w:left w:val="nil"/>
+              <w:bottom w:val="nil"/>
+              <w:right w:val="nil"/>
+            </w:tcBorders>
+            <w:tcMar>
+              <w:top w:w="0" w:type="dxa"/>
+              <w:left w:w="0" w:type="dxa"/>
+              <w:bottom w:w="0" w:type="dxa"/>
+              <w:right w:w="0" w:type="dxa"/>
+            </w:tcMar>
+          </w:tcPr>
+          <w:p>
+            <w:pPr>
+              <w:keepNext/>
+              <w:spacing w:before="200" w:after="120"/>
+              <w:pBdr>
+                <w:bottom w:val="single" w:sz="8" w:space="2" w:color="1A1A1A"/>
+              </w:pBdr>
+            </w:pPr>
+            <w:r>
+              <w:rPr>
+                <w:b/>
+                <w:i w:val="0"/>
+                <w:color w:val="1A1A1A"/>
+                <w:sz w:val="24"/>
+              </w:rPr>
+              <w:t>10.  Closure, Vocabulary, Materials, Practice</w:t>
+            </w:r>
+          </w:p>
+          <w:p>
+            <w:pPr>
+              <w:spacing w:before="40" w:after="60"/>
+            </w:pPr>
+            <w:r>
+              <w:rPr>
+                <w:b/>
+                <w:i w:val="0"/>
+                <w:color w:val="1A1A1A"/>
+                <w:sz w:val="21"/>
+              </w:rPr>
+              <w:t>Closure.</w:t>
+            </w:r>
+            <w:r>
+              <w:rPr>
+                <w:b w:val="0"/>
+                <w:i w:val="0"/>
+                <w:color w:val="1A1A1A"/>
+                <w:sz w:val="21"/>
+              </w:rPr>
+              <w:t xml:space="preserve">  Board 9 is written work and it is the exit evidence: the student has to say that both students are right and that 2</w:t>
+            </w:r>
+            <w:r>
+              <w:rPr>
+                <w:b w:val="0"/>
+                <w:i w:val="0"/>
+                <w:color w:val="1A1A1A"/>
+                <w:sz w:val="21"/>
+                <w:vertAlign w:val="superscript"/>
+              </w:rPr>
+              <w:t>0</w:t>
+            </w:r>
+            <w:r>
+              <w:rPr>
+                <w:b w:val="0"/>
+                <w:i w:val="0"/>
+                <w:color w:val="1A1A1A"/>
+                <w:sz w:val="21"/>
+              </w:rPr>
+              <w:t xml:space="preserve"> is 1. Read the boards, not the papers.</w:t>
+            </w:r>
+          </w:p>
+          <w:p>
+            <w:pPr>
+              <w:spacing w:before="0" w:after="60"/>
+            </w:pPr>
+            <w:r>
+              <w:rPr>
+                <w:b/>
+                <w:i w:val="0"/>
+                <w:color w:val="1A1A1A"/>
+                <w:sz w:val="21"/>
+              </w:rPr>
+              <w:t>Vocabulary.</w:t>
+            </w:r>
+            <w:r>
+              <w:rPr>
+                <w:b w:val="0"/>
+                <w:i w:val="0"/>
+                <w:color w:val="1A1A1A"/>
+                <w:sz w:val="21"/>
+              </w:rPr>
+              <w:t xml:space="preserve">  </w:t>
+            </w:r>
+            <w:r>
+              <w:rPr>
+                <w:b/>
+                <w:i w:val="0"/>
+                <w:color w:val="0B5394"/>
+                <w:sz w:val="21"/>
+              </w:rPr>
+              <w:t>quotient of powers law</w:t>
+            </w:r>
+            <w:r>
+              <w:rPr>
+                <w:b w:val="0"/>
+                <w:i w:val="0"/>
+                <w:color w:val="1A1A1A"/>
+                <w:sz w:val="21"/>
+              </w:rPr>
+              <w:t xml:space="preserve">; </w:t>
+            </w:r>
+            <w:r>
+              <w:rPr>
+                <w:b/>
+                <w:i w:val="0"/>
+                <w:color w:val="0B5394"/>
+                <w:sz w:val="21"/>
+              </w:rPr>
+              <w:t>power of a quotient law</w:t>
+            </w:r>
+            <w:r>
+              <w:rPr>
+                <w:b w:val="0"/>
+                <w:i w:val="0"/>
+                <w:color w:val="1A1A1A"/>
+                <w:sz w:val="21"/>
+              </w:rPr>
+              <w:t xml:space="preserve">; </w:t>
+            </w:r>
+            <w:r>
+              <w:rPr>
+                <w:b/>
+                <w:i w:val="0"/>
+                <w:color w:val="0B5394"/>
+                <w:sz w:val="21"/>
+              </w:rPr>
+              <w:t>zero exponent law</w:t>
+            </w:r>
+          </w:p>
+          <w:p>
+            <w:pPr>
+              <w:spacing w:before="0" w:after="60"/>
+            </w:pPr>
+            <w:r>
+              <w:rPr>
+                <w:b/>
+                <w:i w:val="0"/>
+                <w:color w:val="1A1A1A"/>
+                <w:sz w:val="21"/>
+              </w:rPr>
+              <w:t>Materials.</w:t>
+            </w:r>
+            <w:r>
+              <w:rPr>
+                <w:b w:val="0"/>
+                <w:i w:val="0"/>
+                <w:color w:val="1A1A1A"/>
+                <w:sz w:val="21"/>
+              </w:rPr>
+              <w:t xml:space="preserve">  Whiteboards and markers. Calculators are allowed on everything; 5</w:t>
+            </w:r>
+            <w:r>
+              <w:rPr>
+                <w:b w:val="0"/>
+                <w:i w:val="0"/>
+                <w:color w:val="1A1A1A"/>
+                <w:sz w:val="21"/>
+                <w:vertAlign w:val="superscript"/>
+              </w:rPr>
+              <w:t>6</w:t>
+            </w:r>
+            <w:r>
+              <w:rPr>
+                <w:b w:val="0"/>
+                <w:i w:val="0"/>
+                <w:color w:val="1A1A1A"/>
+                <w:sz w:val="21"/>
+              </w:rPr>
+              <w:t xml:space="preserve"> = 15,625 is on the notes for the value check.</w:t>
+            </w:r>
+          </w:p>
+          <w:p>
+            <w:pPr>
+              <w:spacing w:before="0" w:after="80"/>
+            </w:pPr>
+            <w:r>
+              <w:rPr>
+                <w:b/>
+                <w:i w:val="0"/>
+                <w:color w:val="1A1A1A"/>
+                <w:sz w:val="21"/>
+              </w:rPr>
+              <w:t>Practice.</w:t>
+            </w:r>
+            <w:r>
+              <w:rPr>
+                <w:b w:val="0"/>
+                <w:i w:val="0"/>
+                <w:color w:val="1A1A1A"/>
+                <w:sz w:val="21"/>
+              </w:rPr>
+              <w:t xml:space="preserve">  The six-question independent set is worked silently in class; whatever is not finished goes home. IXL, all skills required to a SmartScore of 67, due at the start of the next class: Powers with negative bases — WFW; Division with exponents — XNC; Identify equivalent expressions involving whole-number exponents — KBE.</w:t>
+            </w:r>
+          </w:p>
+        </w:tc>
+      </w:tr>
+    </w:tbl>
     <w:p>
       <w:pPr>
-        <w:spacing w:before="40" w:after="60"/>
+        <w:spacing w:after="0" w:before="0" w:line="20" w:lineRule="exact"/>
       </w:pPr>
       <w:r>
         <w:rPr>
-          <w:b/>
-          <w:i w:val="0"/>
-          <w:color w:val="1A1A1A"/>
-          <w:sz w:val="21"/>
+          <w:sz w:val="2"/>
         </w:rPr>
-        <w:t>ESE / IEP.</w:t>
-      </w:r>
-      <w:r>
-        <w:rPr>
-          <w:b w:val="0"/>
-          <w:i w:val="0"/>
-          <w:color w:val="1A1A1A"/>
-          <w:sz w:val="21"/>
-        </w:rPr>
-        <w:t xml:space="preserve">  Write the quotient expanded once — 8·8·8·8 over 8 — and leave that line on the desk. On the first two boards the student crosses out matching factors and counts what is left; subtraction of exponents takes over from board 3.</w:t>
-      </w:r>
-    </w:p>
-    <w:p>
-      <w:pPr>
-        <w:spacing w:before="0" w:after="60"/>
-      </w:pPr>
-      <w:r>
-        <w:rPr>
-          <w:b/>
-          <w:i w:val="0"/>
-          <w:color w:val="1A1A1A"/>
-          <w:sz w:val="21"/>
-        </w:rPr>
-        <w:t>ELL.</w:t>
-      </w:r>
-      <w:r>
-        <w:rPr>
-          <w:b w:val="0"/>
-          <w:i w:val="0"/>
-          <w:color w:val="1A1A1A"/>
-          <w:sz w:val="21"/>
-        </w:rPr>
-        <w:t xml:space="preserve">  Quotient and product are the two words in play. Put QUOTIENT = divide and PRODUCT = multiply on the board with 8</w:t>
-      </w:r>
-      <w:r>
-        <w:rPr>
-          <w:b w:val="0"/>
-          <w:i w:val="0"/>
-          <w:color w:val="1A1A1A"/>
-          <w:sz w:val="21"/>
-          <w:vertAlign w:val="superscript"/>
-        </w:rPr>
-        <w:t>4</w:t>
-      </w:r>
-      <w:r>
-        <w:rPr>
-          <w:b w:val="0"/>
-          <w:i w:val="0"/>
-          <w:color w:val="1A1A1A"/>
-          <w:sz w:val="21"/>
-        </w:rPr>
-        <w:t xml:space="preserve"> ÷ 8</w:t>
-      </w:r>
-      <w:r>
-        <w:rPr>
-          <w:b w:val="0"/>
-          <w:i w:val="0"/>
-          <w:color w:val="1A1A1A"/>
-          <w:sz w:val="21"/>
-          <w:vertAlign w:val="superscript"/>
-        </w:rPr>
-        <w:t>1</w:t>
-      </w:r>
-      <w:r>
-        <w:rPr>
-          <w:b w:val="0"/>
-          <w:i w:val="0"/>
-          <w:color w:val="1A1A1A"/>
-          <w:sz w:val="21"/>
-        </w:rPr>
-        <w:t xml:space="preserve"> under one and 8</w:t>
-      </w:r>
-      <w:r>
-        <w:rPr>
-          <w:b w:val="0"/>
-          <w:i w:val="0"/>
-          <w:color w:val="1A1A1A"/>
-          <w:sz w:val="21"/>
-          <w:vertAlign w:val="superscript"/>
-        </w:rPr>
-        <w:t>4</w:t>
-      </w:r>
-      <w:r>
-        <w:rPr>
-          <w:b w:val="0"/>
-          <w:i w:val="0"/>
-          <w:color w:val="1A1A1A"/>
-          <w:sz w:val="21"/>
-        </w:rPr>
-        <w:t xml:space="preserve"> · 8</w:t>
-      </w:r>
-      <w:r>
-        <w:rPr>
-          <w:b w:val="0"/>
-          <w:i w:val="0"/>
-          <w:color w:val="1A1A1A"/>
-          <w:sz w:val="21"/>
-          <w:vertAlign w:val="superscript"/>
-        </w:rPr>
-        <w:t>1</w:t>
-      </w:r>
-      <w:r>
-        <w:rPr>
-          <w:b w:val="0"/>
-          <w:i w:val="0"/>
-          <w:color w:val="1A1A1A"/>
-          <w:sz w:val="21"/>
-        </w:rPr>
-        <w:t xml:space="preserve"> under the other, and point at them as each board goes up.</w:t>
-      </w:r>
-    </w:p>
-    <w:p>
-      <w:pPr>
-        <w:spacing w:before="0" w:after="80"/>
-      </w:pPr>
-      <w:r>
-        <w:rPr>
-          <w:b/>
-          <w:i w:val="0"/>
-          <w:color w:val="1A1A1A"/>
-          <w:sz w:val="21"/>
-        </w:rPr>
-        <w:t>Enrichment.</w:t>
-      </w:r>
-      <w:r>
-        <w:rPr>
-          <w:b w:val="0"/>
-          <w:i w:val="0"/>
-          <w:color w:val="1A1A1A"/>
-          <w:sz w:val="21"/>
-        </w:rPr>
-        <w:t xml:space="preserve">  Ask why 0</w:t>
-      </w:r>
-      <w:r>
-        <w:rPr>
-          <w:b w:val="0"/>
-          <w:i w:val="0"/>
-          <w:color w:val="1A1A1A"/>
-          <w:sz w:val="21"/>
-          <w:vertAlign w:val="superscript"/>
-        </w:rPr>
-        <w:t>0</w:t>
-      </w:r>
-      <w:r>
-        <w:rPr>
-          <w:b w:val="0"/>
-          <w:i w:val="0"/>
-          <w:color w:val="1A1A1A"/>
-          <w:sz w:val="21"/>
-        </w:rPr>
-        <w:t xml:space="preserve"> is left undefined while 9</w:t>
-      </w:r>
-      <w:r>
-        <w:rPr>
-          <w:b w:val="0"/>
-          <w:i w:val="0"/>
-          <w:color w:val="1A1A1A"/>
-          <w:sz w:val="21"/>
-          <w:vertAlign w:val="superscript"/>
-        </w:rPr>
-        <w:t>0</w:t>
-      </w:r>
-      <w:r>
-        <w:rPr>
-          <w:b w:val="0"/>
-          <w:i w:val="0"/>
-          <w:color w:val="1A1A1A"/>
-          <w:sz w:val="21"/>
-        </w:rPr>
-        <w:t xml:space="preserve"> is 1, then for the value of (2/3)</w:t>
-      </w:r>
-      <w:r>
-        <w:rPr>
-          <w:b w:val="0"/>
-          <w:i w:val="0"/>
-          <w:color w:val="1A1A1A"/>
-          <w:sz w:val="21"/>
-          <w:vertAlign w:val="superscript"/>
-        </w:rPr>
-        <w:t>5</w:t>
-      </w:r>
-      <w:r>
-        <w:rPr>
-          <w:b w:val="0"/>
-          <w:i w:val="0"/>
-          <w:color w:val="1A1A1A"/>
-          <w:sz w:val="21"/>
-        </w:rPr>
-        <w:t xml:space="preserve"> ÷ (2/3)</w:t>
-      </w:r>
-      <w:r>
-        <w:rPr>
-          <w:b w:val="0"/>
-          <w:i w:val="0"/>
-          <w:color w:val="1A1A1A"/>
-          <w:sz w:val="21"/>
-          <w:vertAlign w:val="superscript"/>
-        </w:rPr>
-        <w:t>5</w:t>
-      </w:r>
-      <w:r>
-        <w:rPr>
-          <w:b w:val="0"/>
-          <w:i w:val="0"/>
-          <w:color w:val="1A1A1A"/>
-          <w:sz w:val="21"/>
-        </w:rPr>
-        <w:t xml:space="preserve"> without computing either power.</w:t>
-      </w:r>
-    </w:p>
-    <w:p>
-      <w:pPr>
-        <w:keepNext/>
-        <w:spacing w:before="200" w:after="120"/>
-        <w:pBdr>
-          <w:bottom w:val="single" w:sz="8" w:space="2" w:color="1A1A1A"/>
-        </w:pBdr>
-      </w:pPr>
-      <w:r>
-        <w:rPr>
-          <w:b/>
-          <w:i w:val="0"/>
-          <w:color w:val="1A1A1A"/>
-          <w:sz w:val="24"/>
-        </w:rPr>
-        <w:t>10.  Closure, Vocabulary, Materials, Practice</w:t>
-      </w:r>
-    </w:p>
-    <w:p>
-      <w:pPr>
-        <w:spacing w:before="40" w:after="60"/>
-      </w:pPr>
-      <w:r>
-        <w:rPr>
-          <w:b/>
-          <w:i w:val="0"/>
-          <w:color w:val="1A1A1A"/>
-          <w:sz w:val="21"/>
-        </w:rPr>
-        <w:t>Closure.</w:t>
-      </w:r>
-      <w:r>
-        <w:rPr>
-          <w:b w:val="0"/>
-          <w:i w:val="0"/>
-          <w:color w:val="1A1A1A"/>
-          <w:sz w:val="21"/>
-        </w:rPr>
-        <w:t xml:space="preserve">  Board 9 is written work and it is the exit evidence: the student has to say that both students are right and that 2</w:t>
-      </w:r>
-      <w:r>
-        <w:rPr>
-          <w:b w:val="0"/>
-          <w:i w:val="0"/>
-          <w:color w:val="1A1A1A"/>
-          <w:sz w:val="21"/>
-          <w:vertAlign w:val="superscript"/>
-        </w:rPr>
-        <w:t>0</w:t>
-      </w:r>
-      <w:r>
-        <w:rPr>
-          <w:b w:val="0"/>
-          <w:i w:val="0"/>
-          <w:color w:val="1A1A1A"/>
-          <w:sz w:val="21"/>
-        </w:rPr>
-        <w:t xml:space="preserve"> is 1. Read the boards, not the papers.</w:t>
-      </w:r>
-    </w:p>
-    <w:p>
-      <w:pPr>
-        <w:spacing w:before="0" w:after="60"/>
-      </w:pPr>
-      <w:r>
-        <w:rPr>
-          <w:b/>
-          <w:i w:val="0"/>
-          <w:color w:val="1A1A1A"/>
-          <w:sz w:val="21"/>
-        </w:rPr>
-        <w:t>Vocabulary.</w:t>
-      </w:r>
-      <w:r>
-        <w:rPr>
-          <w:b w:val="0"/>
-          <w:i w:val="0"/>
-          <w:color w:val="1A1A1A"/>
-          <w:sz w:val="21"/>
-        </w:rPr>
-        <w:t xml:space="preserve">  </w:t>
-      </w:r>
-      <w:r>
-        <w:rPr>
-          <w:b/>
-          <w:i w:val="0"/>
-          <w:color w:val="0B5394"/>
-          <w:sz w:val="21"/>
-        </w:rPr>
-        <w:t>quotient of powers law</w:t>
-      </w:r>
-      <w:r>
-        <w:rPr>
-          <w:b w:val="0"/>
-          <w:i w:val="0"/>
-          <w:color w:val="1A1A1A"/>
-          <w:sz w:val="21"/>
-        </w:rPr>
-        <w:t xml:space="preserve">; </w:t>
-      </w:r>
-      <w:r>
-        <w:rPr>
-          <w:b/>
-          <w:i w:val="0"/>
-          <w:color w:val="0B5394"/>
-          <w:sz w:val="21"/>
-        </w:rPr>
-        <w:t>power of a quotient law</w:t>
-      </w:r>
-      <w:r>
-        <w:rPr>
-          <w:b w:val="0"/>
-          <w:i w:val="0"/>
-          <w:color w:val="1A1A1A"/>
-          <w:sz w:val="21"/>
-        </w:rPr>
-        <w:t xml:space="preserve">; </w:t>
-      </w:r>
-      <w:r>
-        <w:rPr>
-          <w:b/>
-          <w:i w:val="0"/>
-          <w:color w:val="0B5394"/>
-          <w:sz w:val="21"/>
-        </w:rPr>
-        <w:t>zero exponent law</w:t>
-      </w:r>
-    </w:p>
-    <w:p>
-      <w:pPr>
-        <w:spacing w:before="0" w:after="60"/>
-      </w:pPr>
-      <w:r>
-        <w:rPr>
-          <w:b/>
-          <w:i w:val="0"/>
-          <w:color w:val="1A1A1A"/>
-          <w:sz w:val="21"/>
-        </w:rPr>
-        <w:t>Materials.</w:t>
-      </w:r>
-      <w:r>
-        <w:rPr>
-          <w:b w:val="0"/>
-          <w:i w:val="0"/>
-          <w:color w:val="1A1A1A"/>
-          <w:sz w:val="21"/>
-        </w:rPr>
-        <w:t xml:space="preserve">  Whiteboards and markers. Calculators are allowed on everything; 5</w:t>
-      </w:r>
-      <w:r>
-        <w:rPr>
-          <w:b w:val="0"/>
-          <w:i w:val="0"/>
-          <w:color w:val="1A1A1A"/>
-          <w:sz w:val="21"/>
-          <w:vertAlign w:val="superscript"/>
-        </w:rPr>
-        <w:t>6</w:t>
-      </w:r>
-      <w:r>
-        <w:rPr>
-          <w:b w:val="0"/>
-          <w:i w:val="0"/>
-          <w:color w:val="1A1A1A"/>
-          <w:sz w:val="21"/>
-        </w:rPr>
-        <w:t xml:space="preserve"> = 15,625 is on the notes for the value check.</w:t>
-      </w:r>
-    </w:p>
-    <w:p>
-      <w:pPr>
-        <w:spacing w:before="0" w:after="80"/>
-      </w:pPr>
-      <w:r>
-        <w:rPr>
-          <w:b/>
-          <w:i w:val="0"/>
-          <w:color w:val="1A1A1A"/>
-          <w:sz w:val="21"/>
-        </w:rPr>
-        <w:t>Practice.</w:t>
-      </w:r>
-      <w:r>
-        <w:rPr>
-          <w:b w:val="0"/>
-          <w:i w:val="0"/>
-          <w:color w:val="1A1A1A"/>
-          <w:sz w:val="21"/>
-        </w:rPr>
-        <w:t xml:space="preserve">  The six-question independent set is worked silently in class; whatever is not finished goes home. IXL, all skills required to a SmartScore of 67, due at the start of the next class: Powers with negative bases — WFW; Division with exponents — XNC; Identify equivalent expressions involving whole-number exponents — KBE.</w:t>
       </w:r>
     </w:p>
     <w:sectPr>

--- a/a7/build/out/u3/A7 3.02  Lesson Plan.docx
+++ b/a7/build/out/u3/A7 3.02  Lesson Plan.docx
@@ -4811,7 +4811,26 @@
                 <w:color w:val="1A1A1A"/>
                 <w:sz w:val="18"/>
               </w:rPr>
-              <w:t>(B) zero exponent read as 'nothing', so 0 [8.NSO.1.3: zero exponent law, a</w:t>
+              <w:t>(B) confused the zero exponent with the identity exponent, 9</w:t>
+            </w:r>
+            <w:r>
+              <w:rPr>
+                <w:b w:val="0"/>
+                <w:i w:val="0"/>
+                <w:color w:val="1A1A1A"/>
+                <w:sz w:val="18"/>
+                <w:vertAlign w:val="superscript"/>
+              </w:rPr>
+              <w:t>1</w:t>
+            </w:r>
+            <w:r>
+              <w:rPr>
+                <w:b w:val="0"/>
+                <w:i w:val="0"/>
+                <w:color w:val="1A1A1A"/>
+                <w:sz w:val="18"/>
+              </w:rPr>
+              <w:t xml:space="preserve"> [7.NSO.1.1 law names]; (C) treated the zero exponent as a reciprocal, which is what a NEGATIVE exponent does [misconception carried into 8.NSO.1.3]; (D) zero exponent read as 'nothing', so 0 [8.NSO.1.3: zero exponent law, a</w:t>
             </w:r>
             <w:r>
               <w:rPr>
@@ -4830,26 +4849,7 @@
                 <w:color w:val="1A1A1A"/>
                 <w:sz w:val="18"/>
               </w:rPr>
-              <w:t xml:space="preserve"> = 1]; (C) confused the zero exponent with the identity exponent, 9</w:t>
-            </w:r>
-            <w:r>
-              <w:rPr>
-                <w:b w:val="0"/>
-                <w:i w:val="0"/>
-                <w:color w:val="1A1A1A"/>
-                <w:sz w:val="18"/>
-                <w:vertAlign w:val="superscript"/>
-              </w:rPr>
-              <w:t>1</w:t>
-            </w:r>
-            <w:r>
-              <w:rPr>
-                <w:b w:val="0"/>
-                <w:i w:val="0"/>
-                <w:color w:val="1A1A1A"/>
-                <w:sz w:val="18"/>
-              </w:rPr>
-              <w:t xml:space="preserve"> [7.NSO.1.1 law names]; (D) treated the zero exponent as a reciprocal, which is what a NEGATIVE exponent does [misconception carried into 8.NSO.1.3]</w:t>
+              <w:t xml:space="preserve"> = 1]</w:t>
             </w:r>
           </w:p>
         </w:tc>
@@ -4981,7 +4981,7 @@
                 <w:color w:val="9E1B32"/>
                 <w:sz w:val="18"/>
               </w:rPr>
-              <w:t>A — 4</w:t>
+              <w:t>C — 4</w:t>
             </w:r>
             <w:r>
               <w:rPr>
@@ -5022,7 +5022,7 @@
                 <w:color w:val="1A1A1A"/>
                 <w:sz w:val="18"/>
               </w:rPr>
-              <w:t>(B) divided the exponents, 8 ÷ 2 [7.NSO.1.1 misconception: 'divide' applied to the exponents]; (C) divided the bases as well as subtracting the exponents [7.NSO.1.1 misconception: operating on the bases]; (D) added the exponents — the product law applied to a quotient [confused with product of powers]</w:t>
+              <w:t>(A) divided the bases as well as subtracting the exponents [7.NSO.1.1 misconception: operating on the bases]; (B) added the exponents — the product law applied to a quotient [confused with product of powers]; (D) divided the exponents, 8 ÷ 2 [7.NSO.1.1 misconception: 'divide' applied to the exponents]</w:t>
             </w:r>
           </w:p>
         </w:tc>

--- a/a7/build/out/u3/A7 3.02  Lesson Plan.docx
+++ b/a7/build/out/u3/A7 3.02  Lesson Plan.docx
@@ -4120,7 +4120,7 @@
                 <w:color w:val="1A1A1A"/>
                 <w:sz w:val="18"/>
               </w:rPr>
-              <w:t>A server stores 8</w:t>
+              <w:t>A website puts 8</w:t>
             </w:r>
             <w:r>
               <w:rPr>
@@ -4139,26 +4139,7 @@
                 <w:color w:val="1A1A1A"/>
                 <w:sz w:val="18"/>
               </w:rPr>
-              <w:t xml:space="preserve"> files in 8</w:t>
-            </w:r>
-            <w:r>
-              <w:rPr>
-                <w:b w:val="0"/>
-                <w:i w:val="0"/>
-                <w:color w:val="1A1A1A"/>
-                <w:sz w:val="18"/>
-                <w:vertAlign w:val="superscript"/>
-              </w:rPr>
-              <w:t>1</w:t>
-            </w:r>
-            <w:r>
-              <w:rPr>
-                <w:b w:val="0"/>
-                <w:i w:val="0"/>
-                <w:color w:val="1A1A1A"/>
-                <w:sz w:val="18"/>
-              </w:rPr>
-              <w:t xml:space="preserve"> folders, evenly. It has been running for 30 days. How many files are in each folder?</w:t>
+              <w:t xml:space="preserve"> photos into 8 equal albums. The site is 30 days old. How many photos are in each album?</w:t>
             </w:r>
           </w:p>
         </w:tc>
@@ -4220,45 +4201,7 @@
                 <w:color w:val="1A1A1A"/>
                 <w:sz w:val="18"/>
               </w:rPr>
-              <w:t>4096 — kept 8</w:t>
-            </w:r>
-            <w:r>
-              <w:rPr>
-                <w:b w:val="0"/>
-                <w:i w:val="0"/>
-                <w:color w:val="1A1A1A"/>
-                <w:sz w:val="18"/>
-                <w:vertAlign w:val="superscript"/>
-              </w:rPr>
-              <w:t>4</w:t>
-            </w:r>
-            <w:r>
-              <w:rPr>
-                <w:b w:val="0"/>
-                <w:i w:val="0"/>
-                <w:color w:val="1A1A1A"/>
-                <w:sz w:val="18"/>
-              </w:rPr>
-              <w:t xml:space="preserve"> and treated 8</w:t>
-            </w:r>
-            <w:r>
-              <w:rPr>
-                <w:b w:val="0"/>
-                <w:i w:val="0"/>
-                <w:color w:val="1A1A1A"/>
-                <w:sz w:val="18"/>
-                <w:vertAlign w:val="superscript"/>
-              </w:rPr>
-              <w:t>1</w:t>
-            </w:r>
-            <w:r>
-              <w:rPr>
-                <w:b w:val="0"/>
-                <w:i w:val="0"/>
-                <w:color w:val="1A1A1A"/>
-                <w:sz w:val="18"/>
-              </w:rPr>
-              <w:t xml:space="preserve"> as 1 [identity law misread as zero exponent]; 64 — subtracted 4 − 1 wrong or used 8</w:t>
+              <w:t>4096 — never divided by the 8 albums [the quotient was not taken]; 64 — subtracted 4 − 1 wrong or used 8</w:t>
             </w:r>
             <w:r>
               <w:rPr>
